--- a/Backend/Templates/OfferLetterTemplates.docx
+++ b/Backend/Templates/OfferLetterTemplates.docx
@@ -57,7 +57,7 @@
           <w:color w:val="007CA6"/>
           <w:sz w:val="24"/>
         </w:rPr>
-        <w:t>―――――――――――――――――――――――――――――――――――――――――――――――――――――</w:t>
+        <w:t>―――――――――――――――――――――――――――――――――――――</w:t>
       </w:r>
     </w:p>
     <w:p>
@@ -115,12 +115,10 @@
         <w:t>R/OFFER/2026/</w:t>
       </w:r>
       <w:bookmarkStart w:id="1" w:name="SerialNo"/>
-      <w:proofErr w:type="spellStart"/>
       <w:r>
         <w:t>SerialNo</w:t>
       </w:r>
       <w:bookmarkEnd w:id="1"/>
-      <w:proofErr w:type="spellEnd"/>
     </w:p>
     <w:p>
       <w:pPr>
@@ -1345,7 +1343,6 @@
               </w:rPr>
             </w:pPr>
             <w:bookmarkStart w:id="35" w:name="Gross"/>
-            <w:proofErr w:type="gramStart"/>
             <w:r>
               <w:rPr>
                 <w:b/>
@@ -1353,7 +1350,6 @@
               <w:t>XX,XXX</w:t>
             </w:r>
             <w:bookmarkEnd w:id="35"/>
-            <w:proofErr w:type="gramEnd"/>
           </w:p>
         </w:tc>
         <w:tc>
@@ -1375,19 +1371,11 @@
               </w:rPr>
             </w:pPr>
             <w:bookmarkStart w:id="36" w:name="GrossYearly"/>
-            <w:proofErr w:type="gramStart"/>
             <w:r>
               <w:rPr>
                 <w:b/>
               </w:rPr>
-              <w:t>X,XX</w:t>
-            </w:r>
-            <w:proofErr w:type="gramEnd"/>
-            <w:r>
-              <w:rPr>
-                <w:b/>
-              </w:rPr>
-              <w:t>,XXX</w:t>
+              <w:t>X,XX,XXX</w:t>
             </w:r>
             <w:bookmarkEnd w:id="36"/>
           </w:p>
@@ -1646,7 +1634,6 @@
               </w:rPr>
             </w:pPr>
             <w:bookmarkStart w:id="43" w:name="TotalBenefits"/>
-            <w:proofErr w:type="gramStart"/>
             <w:r>
               <w:rPr>
                 <w:b/>
@@ -1654,7 +1641,6 @@
               <w:t>X,XXX</w:t>
             </w:r>
             <w:bookmarkEnd w:id="43"/>
-            <w:proofErr w:type="gramEnd"/>
           </w:p>
         </w:tc>
         <w:tc>
@@ -1676,7 +1662,6 @@
               </w:rPr>
             </w:pPr>
             <w:bookmarkStart w:id="44" w:name="TotalBenefitsYearly"/>
-            <w:proofErr w:type="gramStart"/>
             <w:r>
               <w:rPr>
                 <w:b/>
@@ -1684,7 +1669,6 @@
               <w:t>XX,XXX</w:t>
             </w:r>
             <w:bookmarkEnd w:id="44"/>
-            <w:proofErr w:type="gramEnd"/>
           </w:p>
         </w:tc>
       </w:tr>
